--- a/assets/resume/John-L-Evans-Resume-2026.docx
+++ b/assets/resume/John-L-Evans-Resume-2026.docx
@@ -27,7 +27,7 @@
           <w:sz w:val="21"/>
           <w:szCs w:val="21"/>
         </w:rPr>
-        <w:t xml:space="preserve">Staff Product Owner  ·  SAFe  ·  Learning &amp; Enablement  ·  Technical Communication</w:t>
+        <w:t xml:space="preserve">Staff Product Owner · SAFe · Learning &amp; Enablement · Technical Communication</w:t>
       </w:r>
     </w:p>
     <w:p>
@@ -53,7 +53,7 @@
         </w:rPr>
         <w:t xml:space="preserve">   |   </w:t>
       </w:r>
-      <w:hyperlink w:history="1" r:id="rIdgwsrqblikd_m3otprtlwf">
+      <w:hyperlink w:history="1" r:id="rIdpj2vre_nrixyj57aqhk88">
         <w:r>
           <w:rPr>
             <w:rStyle w:val="Hyperlink"/>
